--- a/User Guide - Step 1 - Code Extractor.docx
+++ b/User Guide - Step 1 - Code Extractor.docx
@@ -1352,7 +1352,7 @@
         <w:t xml:space="preserve">–</w:t>
       </w:r>
       <w:r>
-        <w:t xml:space="preserve"> the domains, data elements, tables, structures and table types the object uses, grouped by package. Only present when the object touches any.</w:t>
+        <w:t xml:space="preserve"> the domains, data elements, tables, structures and table types the object uses, grouped by package. Each one is described once in the file, under the first object that uses it, so later objects only carry what is new.</w:t>
       </w:r>
     </w:p>
     <w:p>
